--- a/docs/governance/build/majma-shivename.docx
+++ b/docs/governance/build/majma-shivename.docx
@@ -103,7 +103,7 @@
           <w:rFonts w:ascii="Tahoma" w:hAnsi="Tahoma" w:cs="Tahoma"/>
           <w:rtl/>
         </w:rPr>
-        <w:t>۱-۴. تصویب، اصلاح و بازنگری: این شیوه‌نامه را خودِ مجمع در جلسات باز خود تصویب و اصلاح می‌کند (اساسنامه، ماده ۴)، با همان سازوکار سبک منشور: پیشنهاد در گروه مجمع اعلام می‌شود و در نخستین چای یا جلسه باز دیگری که دست‌کم ۴۸ ساعت پس از اعلام برگزار شود، با توافق حاضران و در نبود توافق با رأی بیش از نیمی از حاضران تصویب می‌شود (منشور مجمع، ۹-۲). این شیوه‌نامه هیچ تکلیفی بر شورا نمی‌گذارد: هر جا از شورا انتظاری دارد، به بندی از شیوه‌نامه داخلی شورا ارجاع می‌دهد که خانه آن تکلیف است، و تغییر تکالیف شورا فقط در همان شیوه‌نامه و به تصمیم خود شورا انجام می‌شود (منشور مجمع، ۹-۳). این شیوه‌نامه هر سال در خرداد بازنگری می‌شود (۶-۸) و هر اصلاح با شماره نسخه و تاریخ تازه در سرآیند ثبت می‌شود و نسخه پیشین در آرشیو می‌ماند.</w:t>
+        <w:t>۱-۴. تصویب، اصلاح و بازنگری: این شیوه‌نامه را خودِ مجمع در جلسات باز خود تصویب و اصلاح می‌کند (اساسنامه، ماده ۴)، با همان سازوکار سبک منشور: پیشنهاد در گروه مجمع اعلام می‌شود و در نخستین چای یا جلسه باز دیگری که دست‌کم ۴۸ ساعت پس از اعلام برگزار شود، با توافق حاضران و در نبود توافق با رأی بیش از نیمی از حاضران تصویب می‌شود (منشور مجمع، ۹-۲). این شیوه‌نامه هیچ تکلیفی بر شورا نمی‌گذارد: هر جا از شورا انتظاری دارد، به بندی از شیوه‌نامه داخلی شورا ارجاع می‌دهد که خانه آن تکلیف است، و تغییر تکالیف شورا فقط در همان شیوه‌نامه و به تصمیم خود شورا انجام می‌شود (منشور مجمع، ۹-۳). از این رو، تغییر بندهایی از این شیوه‌نامه که شیوه‌نامه داخلی شورا به آن‌ها ارجاع می‌دهد، مانند آستانه و مسیر بهره بردن از منابع انجمن در ۴-۲ و فهرست بسته انتقال در ۵-۸، فقط وقتی شورا را ملزم می‌کند که شورا آن را در شیوه‌نامه داخلی خود بازتاب دهد. این شیوه‌نامه هر سال در آخرین چای پیش از توقف امتحانات پایان نیمسال دوم بازنگری می‌شود (۶-۸) و هر اصلاح با شماره نسخه و تاریخ تازه در سرآیند ثبت می‌شود و نسخه پیشین در آرشیو می‌ماند.</w:t>
       </w:r>
     </w:p>
     <w:p>
@@ -243,7 +243,7 @@
           <w:rFonts w:ascii="Tahoma" w:hAnsi="Tahoma" w:cs="Tahoma"/>
           <w:rtl/>
         </w:rPr>
-        <w:t>۳-۱. ریتم و مجوز: چای منظم و معمولاً هفتگی است؛ روز و ساعت ثابت ترم در جلسه آغاز ترم تعیین می‌شود. چای و دیگر جلسات باز و منظم مجمع زیر یک مجوز نیمسالی برگزار می‌شوند که شورا در آغاز هر نیمسال می‌گیرد؛ تا وقتی جلسه در فضای انجمن است و ثبت‌نام، پرداخت و میهمان بیرونی ندارد، مجوز جداگانه نمی‌خواهد (اساسنامه، تبصره ۲ ماده ۸؛ شیوه‌نامه داخلی شورا، ۴-۳). پیش از نخستین چای هر نیمسال، از رابط مجمع پرسیده می‌شود که آیا این مجوز گرفته شده است؛ اگر هنوز نه، تا رسیدن آن، دیدارها غیررسمی و بدون اعلام عمومی است و پیگیری مجوز از رابط مجمع ادامه می‌یابد.</w:t>
+        <w:t>۳-۱. ریتم و مجوز: چای منظم و معمولاً هفتگی است؛ روز و ساعت ثابت هر نیمسال در جلسه آغاز همان نیمسال تعیین می‌شود. چای و دیگر جلسات باز و منظم مجمع زیر یک مجوز نیمسالی برگزار می‌شوند که شورا در آغاز هر نیمسال می‌گیرد؛ تا وقتی جلسه در فضای انجمن است و ثبت‌نام، پرداخت و میهمان بیرونی ندارد، مجوز جداگانه نمی‌خواهد (اساسنامه، تبصره ۲ ماده ۸؛ شیوه‌نامه داخلی شورا، ۴-۳). پیش از نخستین چای هر نیمسال، از رابط مجمع پرسیده می‌شود که آیا این مجوز گرفته شده است؛ اگر هنوز نه، تا رسیدن آن، دیدارها غیررسمی و بدون اعلام عمومی است و پیگیری مجوز از رابط مجمع ادامه می‌یابد.</w:t>
       </w:r>
     </w:p>
     <w:p>
@@ -303,7 +303,7 @@
           <w:rFonts w:ascii="Tahoma" w:hAnsi="Tahoma" w:cs="Tahoma"/>
           <w:rtl/>
         </w:rPr>
-        <w:t>۳-۶. گونه‌های جلسه: جز چای هفتگی، چند جلسه تکرارشونده هم در سال هست که با همین چارچوب برگزار می‌شوند: (۱) جلسه شروع پروژه، برای روشن کردن هدف، نقش‌ها و تاریخ‌ها؛ (۲) مرور پس از رویداد، حداکثر دو هفته پس از هر رویداد، که مایه یادداشت تجربه است (۵-۵) و برای رویداد کوچک چند دقیقه در چای بعد کافی است؛ (۳) مرور نیمسال در دی و مرور سالانه در خرداد (۶-۴ و ۶-۸)؛ (۴) جلسه آماده‌سازی جلسه عمومی سالانه و انتخابات در فروردین (۶-۶ و ۶-۷). هر کدام می‌تواند جای یک چای هفتگی را بگیرد یا جلسه موضوعی جداگانه‌ای باشد.</w:t>
+        <w:t>۳-۶. گونه‌های جلسه: جز چای هفتگی، چند جلسه تکرارشونده هم در سال هست که با همین چارچوب برگزار می‌شوند: (۱) جلسه شروع پروژه، برای روشن کردن هدف، نقش‌ها و تاریخ‌ها؛ (۲) مرور پس از رویداد، حداکثر دو هفته پس از هر رویداد، که مایه یادداشت تجربه است (۵-۵) و برای رویداد کوچک چند دقیقه در چای بعد کافی است؛ (۳) مرور نیمسال در دی و مرور سالانه در آخرین چای پیش از امتحانات پایان سال (۶-۴ و ۶-۸)؛ (۴) جلسه آماده‌سازی جلسه عمومی سالانه و انتخابات در فروردین (۶-۶ و ۶-۷). هر کدام می‌تواند جای یک چای هفتگی را بگیرد یا جلسه موضوعی جداگانه‌ای باشد.</w:t>
       </w:r>
     </w:p>
     <w:p>
@@ -696,7 +696,7 @@
           <w:rFonts w:ascii="Tahoma" w:hAnsi="Tahoma" w:cs="Tahoma"/>
           <w:rtl/>
         </w:rPr>
-        <w:t>۵-۸. بسته انتقال پایان دوره: در خرداد هر سال، هم‌زمان با انتقال دوره شورا، بسته انتقال مجمع به دوره بعد سپرده می‌شود و این بند فهرست کامل و معتبر آن است (منشور مجمع، ۸-۴؛ شیوه‌نامه داخلی شورا، ۷-۵). بسته را ادمین داوطلب گروه مجمع، همراه گروه مستندسازی و انتقال تجربه، آماده می‌کند و بسته از مسیر رابط مجمع در جلسه تحویل شورا سپرده می‌شود. بسته انتقال این‌ها را دارد:</w:t>
+        <w:t>۵-۸. بسته انتقال پایان دوره: در پایان هر دوره، هم‌زمان با انتقال دوره شورا که بسته به زمان اعلام نتیجه انتخابات در اردیبهشت یا خرداد است، بسته انتقال مجمع به دوره بعد سپرده می‌شود و این بند فهرست کامل و معتبر آن است (منشور مجمع، ۸-۴؛ شیوه‌نامه داخلی شورا، ۷-۵). بسته را ادمین داوطلب گروه مجمع، همراه گروه مستندسازی و انتقال تجربه، آماده می‌کند و بسته از مسیر رابط مجمع در جلسه تحویل شورا سپرده می‌شود. بسته انتقال این‌ها را دارد:</w:t>
       </w:r>
     </w:p>
     <w:p>
@@ -922,7 +922,7 @@
           <w:rFonts w:ascii="Tahoma" w:hAnsi="Tahoma" w:cs="Tahoma"/>
           <w:rtl/>
         </w:rPr>
-        <w:t>۶-۸. خرداد، تحویل و بازنگری: در خرداد، بسته انتقال مجمع (۵-۸) همراه انتقال دوره شورا به دوره بعد سپرده می‌شود و مالکیت و ادمینی ابزارها به دارندگان تازه منتقل می‌شود (۸-۷). در آخرین چای نیمسال دوم این شیوه‌نامه بازنگری سالانه می‌شود و پیشنهادهای جمع‌شده در سال، از جمله در مرور دی، از مسیر ۱-۴ تصمیم‌گیری می‌شوند. نام رابط مجمع تازه، که در نخستین جلسه شورای جدید معرفی می‌شود، در گروه مجمع سنجاق می‌شود (شیوه‌نامه داخلی شورا، ۶-۴).</w:t>
+        <w:t>۶-۸. پایان سال، تحویل و بازنگری: در پایان دوره، که بسته به زمان اعلام نتیجه انتخابات در اردیبهشت یا خرداد است، بسته انتقال مجمع (۵-۸) همراه انتقال دوره شورا به دوره بعد سپرده می‌شود و مالکیت و ادمینی ابزارها به دارندگان تازه منتقل می‌شود (۸-۷). در آخرین چای پیش از توقف امتحانات پایان نیمسال دوم (۳-۲) این شیوه‌نامه بازنگری سالانه می‌شود و پیشنهادهای جمع‌شده در سال، از جمله در مرور دی، از مسیر ۱-۴ تصمیم‌گیری می‌شوند. نام رابط مجمع تازه، که در نخستین جلسه شورای جدید معرفی می‌شود، در گروه مجمع سنجاق می‌شود (شیوه‌نامه داخلی شورا، ۶-۴).</w:t>
       </w:r>
     </w:p>
     <w:p>
@@ -934,7 +934,7 @@
           <w:rFonts w:ascii="Tahoma" w:hAnsi="Tahoma" w:cs="Tahoma"/>
           <w:rtl/>
         </w:rPr>
-        <w:t>۶-۹. تیر تا شهریور، تابستان: مدرسه تابستانه بزرگ‌ترین کار تابستان است و مجمع از راه فراخوان داوطلب در تیم آن همراه می‌شود. چای در تابستان متوقف است و با نیمسال جدید در مهر از سر گرفته می‌شود (۳-۲). در شهریور، چای خوش‌آمد و فراخوان داوطلب برای معارفه و جشن ورودی آماده می‌شود تا مهر با دست پر آغاز شود.</w:t>
+        <w:t>۶-۹. تیر تا شهریور، تابستان: مدرسه تابستانه بزرگ‌ترین کار تابستان است و مجمع از راه فراخوان داوطلب در تیم آن همراه می‌شود. چای در تابستان به‌طور پیش‌فرض متوقف است، مگر گرداننده‌ای داوطلب شود و جلسه در محدوده مجوز نیمسالی باشد (۳-۲)؛ چای هفتگی با نیمسال جدید در مهر از سر گرفته می‌شود. در شهریور، چای خوش‌آمد و فراخوان داوطلب برای معارفه و جشن ورودی آماده می‌شود تا مهر با دست پر آغاز شود.</w:t>
       </w:r>
     </w:p>
     <w:p>
@@ -1134,7 +1134,7 @@
           <w:rFonts w:ascii="Tahoma" w:hAnsi="Tahoma" w:cs="Tahoma"/>
           <w:rtl/>
         </w:rPr>
-        <w:t>۸-۷. تاب‌آوری ابزار: هیچ ابزاری به یک نفر گره نمی‌خورد: هر ابزار دست‌کم دو ادمین دارد و مالکیتش با حساب متعلق به انجمن است (شیوه‌نامه داخلی شورا، ۷-۶). در خرداد، مالکیت و ادمینی همه ابزارها، از گروه و برد تا فرم و پوشه آرشیو، به دارندگان دوره بعد منتقل می‌شود و فهرست آن در بسته انتقال می‌آید (۵-۸). اگر ابزاری با حساب شخصی ساخته شده باشد، پیش از هر کار دیگری به حساب انجمن منتقل می‌شود.</w:t>
+        <w:t>۸-۷. تاب‌آوری ابزار: هیچ ابزاری به یک نفر گره نمی‌خورد: هر ابزار دست‌کم دو ادمین دارد و مالکیتش با حساب متعلق به انجمن است (شیوه‌نامه داخلی شورا، ۷-۶). در پایان دوره، هم‌زمان با انتقال دوره شورا، مالکیت و ادمینی همه ابزارها، از گروه و برد تا فرم و پوشه آرشیو، به دارندگان دوره بعد منتقل می‌شود و فهرست آن در بسته انتقال می‌آید (۵-۸). اگر ابزاری با حساب شخصی ساخته شده باشد، پیش از هر کار دیگری به حساب انجمن منتقل می‌شود.</w:t>
       </w:r>
     </w:p>
     <w:p>
@@ -2536,7 +2536,7 @@
           <w:rFonts w:ascii="Tahoma" w:hAnsi="Tahoma" w:cs="Tahoma"/>
           <w:rtl/>
         </w:rPr>
-        <w:t>خرداد: بازنگری سالانه این شیوه‌نامه در آخرین چای نیمسال؛ آماده کردن و تحویل بسته انتقال؛ انتقال مالکیت و ادمینی ابزارها؛ سنجاق کردن نام رابط مجمع تازه (۶-۸).</w:t>
+        <w:t>پایان سال: بازنگری سالانه این شیوه‌نامه در آخرین چای پیش از توقف امتحانات؛ در پایان دوره، اردیبهشت یا خرداد، آماده کردن و تحویل بسته انتقال، انتقال مالکیت و ادمینی ابزارها و سنجاق کردن نام رابط مجمع تازه (۶-۸).</w:t>
       </w:r>
     </w:p>
     <w:p>
@@ -2555,7 +2555,7 @@
           <w:rFonts w:ascii="Tahoma" w:hAnsi="Tahoma" w:cs="Tahoma"/>
           <w:rtl/>
         </w:rPr>
-        <w:t>تیر تا شهریور: مدرسه تابستانه با فراخوان داوطلب؛ توقف چای تا مهر؛ آماده‌سازی چای خوش‌آمد و فراخوان‌های معارفه و جشن ورودی در شهریور (۶-۹).</w:t>
+        <w:t>تیر تا شهریور: مدرسه تابستانه با فراخوان داوطلب؛ توقف چای تا مهر، مگر گرداننده‌ای داوطلب شود (۳-۲)؛ آماده‌سازی چای خوش‌آمد و فراخوان‌های معارفه و جشن ورودی در شهریور (۶-۹).</w:t>
       </w:r>
     </w:p>
     <w:sectPr>
